--- a/Examples/dokumentacja.docx
+++ b/Examples/dokumentacja.docx
@@ -305,7 +305,7 @@
     <w:p>
       <w:r>
         <w:pict w14:anchorId="1992B293">
-          <v:rect id="_x0000_i1055" style="width:0;height:1.5pt" o:hralign="center" o:hrstd="t" o:hr="t" fillcolor="#a0a0a0" stroked="f"/>
+          <v:rect id="_x0000_i1025" style="width:0;height:1.5pt" o:hralign="center" o:hrstd="t" o:hr="t" fillcolor="#a0a0a0" stroked="f"/>
         </w:pict>
       </w:r>
     </w:p>
@@ -1386,7 +1386,7 @@
     <w:p>
       <w:r>
         <w:pict w14:anchorId="2BD95F2F">
-          <v:rect id="_x0000_i1056" style="width:0;height:1.5pt" o:hralign="center" o:hrstd="t" o:hr="t" fillcolor="#a0a0a0" stroked="f"/>
+          <v:rect id="_x0000_i1026" style="width:0;height:1.5pt" o:hralign="center" o:hrstd="t" o:hr="t" fillcolor="#a0a0a0" stroked="f"/>
         </w:pict>
       </w:r>
     </w:p>
@@ -3198,7 +3198,7 @@
     <w:p>
       <w:r>
         <w:pict w14:anchorId="4D25673D">
-          <v:rect id="_x0000_i1057" style="width:0;height:1.5pt" o:hralign="center" o:hrstd="t" o:hr="t" fillcolor="#a0a0a0" stroked="f"/>
+          <v:rect id="_x0000_i1027" style="width:0;height:1.5pt" o:hralign="center" o:hrstd="t" o:hr="t" fillcolor="#a0a0a0" stroked="f"/>
         </w:pict>
       </w:r>
     </w:p>
@@ -3518,7 +3518,7 @@
     <w:p>
       <w:r>
         <w:pict w14:anchorId="2EF66ED8">
-          <v:rect id="_x0000_i1058" style="width:0;height:1.5pt" o:hralign="center" o:hrstd="t" o:hr="t" fillcolor="#a0a0a0" stroked="f"/>
+          <v:rect id="_x0000_i1028" style="width:0;height:1.5pt" o:hralign="center" o:hrstd="t" o:hr="t" fillcolor="#a0a0a0" stroked="f"/>
         </w:pict>
       </w:r>
     </w:p>
@@ -5915,6 +5915,7 @@
   <w:style w:type="character" w:default="1" w:styleId="Domylnaczcionkaakapitu">
     <w:name w:val="Default Paragraph Font"/>
     <w:uiPriority w:val="1"/>
+    <w:semiHidden/>
     <w:unhideWhenUsed/>
   </w:style>
   <w:style w:type="table" w:default="1" w:styleId="Standardowy">
